--- a/website/public/campaign/INVESTOR-PITCH-DECK.docx
+++ b/website/public/campaign/INVESTOR-PITCH-DECK.docx
@@ -30,14 +30,6 @@
     </w:sdt>
     <w:p>
       <w:pPr>
-        <w:pStyle w:val="FirstParagraph"/>
-      </w:pPr>
-      <w:r>
-        <w:t xml:space="preserve">Seed Financing Round — Q4 2026</w:t>
-      </w:r>
-    </w:p>
-    <w:p>
-      <w:pPr>
         <w:pStyle w:val="Heading1"/>
       </w:pPr>
       <w:bookmarkStart w:id="9" w:name="_65edbe95d1facc512badf3022f0a6883f83b451"/>
@@ -50,7 +42,7 @@
       <w:pPr>
         <w:pStyle w:val="Heading3"/>
       </w:pPr>
-      <w:bookmarkStart w:id="10" w:name="_30416a973a4641dc7feb1ee310d39a4a547df50"/>
+      <w:bookmarkStart w:id="10" w:name="_8343231276114e7fe0061cb2c5f079263394d80"/>
       <w:r>
         <w:t xml:space="preserve">Local-First. Zero-Telemetry. Unbounded Intelligence.</w:t>
       </w:r>
@@ -613,7 +605,7 @@
       <w:pPr>
         <w:pStyle w:val="Heading1"/>
       </w:pPr>
-      <w:bookmarkStart w:id="19" w:name="_05e0a0a0c8f60f533b5b385de8364d7195f6fa6"/>
+      <w:bookmarkStart w:id="19" w:name="_7af8d5c3b943642b0428d57513681ee6c1af20d"/>
       <w:r>
         <w:t xml:space="preserve">Tech Moat #1: Omni-Orchestrator &amp; Unified Gateway</w:t>
       </w:r>
@@ -1217,7 +1209,7 @@
       <w:pPr>
         <w:pStyle w:val="Heading1"/>
       </w:pPr>
-      <w:bookmarkStart w:id="22" w:name="_8e286d1760eb4ace1e074f015c67fbbc69c51ab"/>
+      <w:bookmarkStart w:id="22" w:name="_e54e845a5d746f25cbe360bcb77e0cd03335025"/>
       <w:r>
         <w:t xml:space="preserve">Tech Moat #2: Context Engine &amp; Correction Memory</w:t>
       </w:r>
@@ -1318,7 +1310,7 @@
         <w:t xml:space="preserve"> </w:t>
       </w:r>
       <w:r>
-        <w:t xml:space="preserve">The IDE becomes exponentially smarter and more attuned to the user’s specific codebase over time.</w:t>
+        <w:t xml:space="preserve">The IDE becomes exponentially smarter and more attuned to the user's specific codebase over time.</w:t>
       </w:r>
     </w:p>
     <w:p>
@@ -1332,7 +1324,7 @@
       <w:pPr>
         <w:pStyle w:val="Heading1"/>
       </w:pPr>
-      <w:bookmarkStart w:id="24" w:name="_4eab42c359c69f53dba9138f538fc1d040260c0"/>
+      <w:bookmarkStart w:id="24" w:name="_d22c61637de2b22f85997125ba9e2597476a4d1"/>
       <w:r>
         <w:t xml:space="preserve">The Secret Weapon: 1.3B+ Free Tokens</w:t>
       </w:r>
@@ -1512,7 +1504,7 @@
         <w:rPr>
           <w:rStyle w:val="VerbatimStringTok"/>
         </w:rPr>
-        <w:t xml:space="preserve">Ty-Code Desktop Client</w:t>
+        <w:t xml:space="preserve">Ty-Code Desktop</w:t>
       </w:r>
       <w:r>
         <w:rPr>
@@ -1545,7 +1537,43 @@
         <w:rPr>
           <w:rStyle w:val="VerbatimStringTok"/>
         </w:rPr>
-        <w:t xml:space="preserve">Monaco Editor &amp; Sidecar</w:t>
+        <w:t xml:space="preserve">Monaco &amp; Sidecar</w:t>
+      </w:r>
+      <w:r>
+        <w:rPr>
+          <w:rStyle w:val="NormalTok"/>
+        </w:rPr>
+        <w:t xml:space="preserve">] </w:t>
+      </w:r>
+      <w:r>
+        <w:rPr>
+          <w:rStyle w:val="PreprocessorTok"/>
+        </w:rPr>
+        <w:t xml:space="preserve">--&gt;</w:t>
+      </w:r>
+      <w:r>
+        <w:rPr>
+          <w:rStyle w:val="NormalTok"/>
+        </w:rPr>
+        <w:t xml:space="preserve"> </w:t>
+      </w:r>
+      <w:r>
+        <w:rPr>
+          <w:rStyle w:val="DataTypeTok"/>
+        </w:rPr>
+        <w:t xml:space="preserve">ROUTER</w:t>
+      </w:r>
+      <w:r>
+        <w:rPr>
+          <w:rStyle w:val="NormalTok"/>
+        </w:rPr>
+        <w:t xml:space="preserve">[</w:t>
+      </w:r>
+      <w:r>
+        <w:rPr>
+          <w:rStyle w:val="VerbatimStringTok"/>
+        </w:rPr>
+        <w:t xml:space="preserve">Multi-Harness Router</w:t>
       </w:r>
       <w:r>
         <w:rPr>
@@ -1560,61 +1588,205 @@
         <w:rPr>
           <w:rStyle w:val="NormalTok"/>
         </w:rPr>
+        <w:t xml:space="preserve">    </w:t>
+      </w:r>
+      <w:r>
+        <w:rPr>
+          <w:rStyle w:val="KeywordTok"/>
+        </w:rPr>
+        <w:t xml:space="preserve">end</w:t>
+      </w:r>
+      <w:r>
+        <w:br/>
+      </w:r>
+      <w:r>
+        <w:rPr>
+          <w:rStyle w:val="NormalTok"/>
+        </w:rPr>
+        <w:t xml:space="preserve">    </w:t>
+      </w:r>
+      <w:r>
+        <w:rPr>
+          <w:rStyle w:val="KeywordTok"/>
+        </w:rPr>
+        <w:t xml:space="preserve">subgraph</w:t>
+      </w:r>
+      <w:r>
+        <w:rPr>
+          <w:rStyle w:val="NormalTok"/>
+        </w:rPr>
+        <w:t xml:space="preserve"> </w:t>
+      </w:r>
+      <w:r>
+        <w:rPr>
+          <w:rStyle w:val="DataTypeTok"/>
+        </w:rPr>
+        <w:t xml:space="preserve">Supply</w:t>
+      </w:r>
+      <w:r>
+        <w:rPr>
+          <w:rStyle w:val="NormalTok"/>
+        </w:rPr>
+        <w:t xml:space="preserve"> [</w:t>
+      </w:r>
+      <w:r>
+        <w:rPr>
+          <w:rStyle w:val="VerbatimStringTok"/>
+        </w:rPr>
+        <w:t xml:space="preserve">FCC Reverse Proxy - Port 8765</w:t>
+      </w:r>
+      <w:r>
+        <w:rPr>
+          <w:rStyle w:val="NormalTok"/>
+        </w:rPr>
+        <w:t xml:space="preserve">]</w:t>
+      </w:r>
+      <w:r>
+        <w:br/>
+      </w:r>
+      <w:r>
+        <w:rPr>
+          <w:rStyle w:val="NormalTok"/>
+        </w:rPr>
         <w:t xml:space="preserve">        </w:t>
       </w:r>
       <w:r>
         <w:rPr>
           <w:rStyle w:val="DataTypeTok"/>
         </w:rPr>
+        <w:t xml:space="preserve">PROXY</w:t>
+      </w:r>
+      <w:r>
+        <w:rPr>
+          <w:rStyle w:val="NormalTok"/>
+        </w:rPr>
+        <w:t xml:space="preserve">[</w:t>
+      </w:r>
+      <w:r>
+        <w:rPr>
+          <w:rStyle w:val="VerbatimStringTok"/>
+        </w:rPr>
+        <w:t xml:space="preserve">Loopback Supply Adapter</w:t>
+      </w:r>
+      <w:r>
+        <w:rPr>
+          <w:rStyle w:val="NormalTok"/>
+        </w:rPr>
+        <w:t xml:space="preserve">] </w:t>
+      </w:r>
+      <w:r>
+        <w:rPr>
+          <w:rStyle w:val="PreprocessorTok"/>
+        </w:rPr>
+        <w:t xml:space="preserve">--&gt;</w:t>
+      </w:r>
+      <w:r>
+        <w:rPr>
+          <w:rStyle w:val="NormalTok"/>
+        </w:rPr>
+        <w:t xml:space="preserve"> </w:t>
+      </w:r>
+      <w:r>
+        <w:rPr>
+          <w:rStyle w:val="DataTypeTok"/>
+        </w:rPr>
+        <w:t xml:space="preserve">POOL</w:t>
+      </w:r>
+      <w:r>
+        <w:rPr>
+          <w:rStyle w:val="NormalTok"/>
+        </w:rPr>
+        <w:t xml:space="preserve">[</w:t>
+      </w:r>
+      <w:r>
+        <w:rPr>
+          <w:rStyle w:val="VerbatimStringTok"/>
+        </w:rPr>
+        <w:t xml:space="preserve">1.3B+ Free Token Pool</w:t>
+      </w:r>
+      <w:r>
+        <w:rPr>
+          <w:rStyle w:val="NormalTok"/>
+        </w:rPr>
+        <w:t xml:space="preserve">]</w:t>
+      </w:r>
+      <w:r>
+        <w:br/>
+      </w:r>
+      <w:r>
+        <w:rPr>
+          <w:rStyle w:val="NormalTok"/>
+        </w:rPr>
+        <w:t xml:space="preserve">    </w:t>
+      </w:r>
+      <w:r>
+        <w:rPr>
+          <w:rStyle w:val="KeywordTok"/>
+        </w:rPr>
+        <w:t xml:space="preserve">end</w:t>
+      </w:r>
+      <w:r>
+        <w:br/>
+      </w:r>
+      <w:r>
+        <w:rPr>
+          <w:rStyle w:val="NormalTok"/>
+        </w:rPr>
+        <w:t xml:space="preserve">    </w:t>
+      </w:r>
+      <w:r>
+        <w:rPr>
+          <w:rStyle w:val="DataTypeTok"/>
+        </w:rPr>
         <w:t xml:space="preserve">ROUTER</w:t>
       </w:r>
       <w:r>
         <w:rPr>
           <w:rStyle w:val="NormalTok"/>
         </w:rPr>
+        <w:t xml:space="preserve"> </w:t>
+      </w:r>
+      <w:r>
+        <w:rPr>
+          <w:rStyle w:val="PreprocessorTok"/>
+        </w:rPr>
+        <w:t xml:space="preserve">--&gt;</w:t>
+      </w:r>
+      <w:r>
+        <w:rPr>
+          <w:rStyle w:val="NormalTok"/>
+        </w:rPr>
+        <w:t xml:space="preserve"> </w:t>
+      </w:r>
+      <w:r>
+        <w:rPr>
+          <w:rStyle w:val="DataTypeTok"/>
+        </w:rPr>
+        <w:t xml:space="preserve">RUNTIMES</w:t>
+      </w:r>
+      <w:r>
+        <w:rPr>
+          <w:rStyle w:val="NormalTok"/>
+        </w:rPr>
         <w:t xml:space="preserve">[</w:t>
       </w:r>
       <w:r>
         <w:rPr>
           <w:rStyle w:val="VerbatimStringTok"/>
         </w:rPr>
-        <w:t xml:space="preserve">Multi-Harness Router</w:t>
-      </w:r>
-      <w:r>
-        <w:rPr>
-          <w:rStyle w:val="NormalTok"/>
-        </w:rPr>
-        <w:t xml:space="preserve">]</w:t>
-      </w:r>
-      <w:r>
-        <w:br/>
-      </w:r>
-      <w:r>
-        <w:rPr>
-          <w:rStyle w:val="NormalTok"/>
-        </w:rPr>
-        <w:t xml:space="preserve">    </w:t>
-      </w:r>
-      <w:r>
-        <w:rPr>
-          <w:rStyle w:val="KeywordTok"/>
-        </w:rPr>
-        <w:t xml:space="preserve">end</w:t>
-      </w:r>
-      <w:r>
-        <w:br/>
-      </w:r>
-      <w:r>
-        <w:rPr>
-          <w:rStyle w:val="NormalTok"/>
-        </w:rPr>
-        <w:t xml:space="preserve">    </w:t>
-      </w:r>
-      <w:r>
-        <w:rPr>
-          <w:rStyle w:val="KeywordTok"/>
-        </w:rPr>
-        <w:t xml:space="preserve">subgraph</w:t>
+        <w:t xml:space="preserve">11 Supported Runtimes: Claude Code, Codex, VS Code, Pi, Cline, Aider...</w:t>
+      </w:r>
+      <w:r>
+        <w:rPr>
+          <w:rStyle w:val="NormalTok"/>
+        </w:rPr>
+        <w:t xml:space="preserve">] </w:t>
+      </w:r>
+      <w:r>
+        <w:rPr>
+          <w:rStyle w:val="PreprocessorTok"/>
+        </w:rPr>
+        <w:t xml:space="preserve">--&gt;</w:t>
       </w:r>
       <w:r>
         <w:rPr>
@@ -1626,700 +1798,7 @@
         <w:rPr>
           <w:rStyle w:val="DataTypeTok"/>
         </w:rPr>
-        <w:t xml:space="preserve">Runtimes</w:t>
-      </w:r>
-      <w:r>
-        <w:rPr>
-          <w:rStyle w:val="NormalTok"/>
-        </w:rPr>
-        <w:t xml:space="preserve"> [</w:t>
-      </w:r>
-      <w:r>
-        <w:rPr>
-          <w:rStyle w:val="VerbatimStringTok"/>
-        </w:rPr>
-        <w:t xml:space="preserve">11 Supported Runtime Harnesses</w:t>
-      </w:r>
-      <w:r>
-        <w:rPr>
-          <w:rStyle w:val="NormalTok"/>
-        </w:rPr>
-        <w:t xml:space="preserve">]</w:t>
-      </w:r>
-      <w:r>
-        <w:br/>
-      </w:r>
-      <w:r>
-        <w:rPr>
-          <w:rStyle w:val="NormalTok"/>
-        </w:rPr>
-        <w:t xml:space="preserve">        </w:t>
-      </w:r>
-      <w:r>
-        <w:rPr>
-          <w:rStyle w:val="DataTypeTok"/>
-        </w:rPr>
-        <w:t xml:space="preserve">H1</w:t>
-      </w:r>
-      <w:r>
-        <w:rPr>
-          <w:rStyle w:val="NormalTok"/>
-        </w:rPr>
-        <w:t xml:space="preserve">[</w:t>
-      </w:r>
-      <w:r>
-        <w:rPr>
-          <w:rStyle w:val="VerbatimStringTok"/>
-        </w:rPr>
-        <w:t xml:space="preserve">Claude Code</w:t>
-      </w:r>
-      <w:r>
-        <w:rPr>
-          <w:rStyle w:val="NormalTok"/>
-        </w:rPr>
-        <w:t xml:space="preserve">]</w:t>
-      </w:r>
-      <w:r>
-        <w:br/>
-      </w:r>
-      <w:r>
-        <w:rPr>
-          <w:rStyle w:val="NormalTok"/>
-        </w:rPr>
-        <w:t xml:space="preserve">        </w:t>
-      </w:r>
-      <w:r>
-        <w:rPr>
-          <w:rStyle w:val="DataTypeTok"/>
-        </w:rPr>
-        <w:t xml:space="preserve">H2</w:t>
-      </w:r>
-      <w:r>
-        <w:rPr>
-          <w:rStyle w:val="NormalTok"/>
-        </w:rPr>
-        <w:t xml:space="preserve">[</w:t>
-      </w:r>
-      <w:r>
-        <w:rPr>
-          <w:rStyle w:val="VerbatimStringTok"/>
-        </w:rPr>
-        <w:t xml:space="preserve">Codex</w:t>
-      </w:r>
-      <w:r>
-        <w:rPr>
-          <w:rStyle w:val="NormalTok"/>
-        </w:rPr>
-        <w:t xml:space="preserve">]</w:t>
-      </w:r>
-      <w:r>
-        <w:br/>
-      </w:r>
-      <w:r>
-        <w:rPr>
-          <w:rStyle w:val="NormalTok"/>
-        </w:rPr>
-        <w:t xml:space="preserve">        </w:t>
-      </w:r>
-      <w:r>
-        <w:rPr>
-          <w:rStyle w:val="DataTypeTok"/>
-        </w:rPr>
-        <w:t xml:space="preserve">H3</w:t>
-      </w:r>
-      <w:r>
-        <w:rPr>
-          <w:rStyle w:val="NormalTok"/>
-        </w:rPr>
-        <w:t xml:space="preserve">[</w:t>
-      </w:r>
-      <w:r>
-        <w:rPr>
-          <w:rStyle w:val="VerbatimStringTok"/>
-        </w:rPr>
-        <w:t xml:space="preserve">VS Code API</w:t>
-      </w:r>
-      <w:r>
-        <w:rPr>
-          <w:rStyle w:val="NormalTok"/>
-        </w:rPr>
-        <w:t xml:space="preserve">]</w:t>
-      </w:r>
-      <w:r>
-        <w:br/>
-      </w:r>
-      <w:r>
-        <w:rPr>
-          <w:rStyle w:val="NormalTok"/>
-        </w:rPr>
-        <w:t xml:space="preserve">        </w:t>
-      </w:r>
-      <w:r>
-        <w:rPr>
-          <w:rStyle w:val="DataTypeTok"/>
-        </w:rPr>
-        <w:t xml:space="preserve">H4</w:t>
-      </w:r>
-      <w:r>
-        <w:rPr>
-          <w:rStyle w:val="NormalTok"/>
-        </w:rPr>
-        <w:t xml:space="preserve">[</w:t>
-      </w:r>
-      <w:r>
-        <w:rPr>
-          <w:rStyle w:val="VerbatimStringTok"/>
-        </w:rPr>
-        <w:t xml:space="preserve">Pi &amp; OpenCode</w:t>
-      </w:r>
-      <w:r>
-        <w:rPr>
-          <w:rStyle w:val="NormalTok"/>
-        </w:rPr>
-        <w:t xml:space="preserve">]</w:t>
-      </w:r>
-      <w:r>
-        <w:br/>
-      </w:r>
-      <w:r>
-        <w:rPr>
-          <w:rStyle w:val="NormalTok"/>
-        </w:rPr>
-        <w:t xml:space="preserve">        </w:t>
-      </w:r>
-      <w:r>
-        <w:rPr>
-          <w:rStyle w:val="DataTypeTok"/>
-        </w:rPr>
-        <w:t xml:space="preserve">H5</w:t>
-      </w:r>
-      <w:r>
-        <w:rPr>
-          <w:rStyle w:val="NormalTok"/>
-        </w:rPr>
-        <w:t xml:space="preserve">[</w:t>
-      </w:r>
-      <w:r>
-        <w:rPr>
-          <w:rStyle w:val="VerbatimStringTok"/>
-        </w:rPr>
-        <w:t xml:space="preserve">Cline &amp; Aider</w:t>
-      </w:r>
-      <w:r>
-        <w:rPr>
-          <w:rStyle w:val="NormalTok"/>
-        </w:rPr>
-        <w:t xml:space="preserve">]</w:t>
-      </w:r>
-      <w:r>
-        <w:br/>
-      </w:r>
-      <w:r>
-        <w:rPr>
-          <w:rStyle w:val="NormalTok"/>
-        </w:rPr>
-        <w:t xml:space="preserve">        </w:t>
-      </w:r>
-      <w:r>
-        <w:rPr>
-          <w:rStyle w:val="DataTypeTok"/>
-        </w:rPr>
-        <w:t xml:space="preserve">H6</w:t>
-      </w:r>
-      <w:r>
-        <w:rPr>
-          <w:rStyle w:val="NormalTok"/>
-        </w:rPr>
-        <w:t xml:space="preserve">[</w:t>
-      </w:r>
-      <w:r>
-        <w:rPr>
-          <w:rStyle w:val="VerbatimStringTok"/>
-        </w:rPr>
-        <w:t xml:space="preserve">Hermes, DeepSeek, Grok, Mistral</w:t>
-      </w:r>
-      <w:r>
-        <w:rPr>
-          <w:rStyle w:val="NormalTok"/>
-        </w:rPr>
-        <w:t xml:space="preserve">]</w:t>
-      </w:r>
-      <w:r>
-        <w:br/>
-      </w:r>
-      <w:r>
-        <w:rPr>
-          <w:rStyle w:val="NormalTok"/>
-        </w:rPr>
-        <w:t xml:space="preserve">    </w:t>
-      </w:r>
-      <w:r>
-        <w:rPr>
-          <w:rStyle w:val="KeywordTok"/>
-        </w:rPr>
-        <w:t xml:space="preserve">end</w:t>
-      </w:r>
-      <w:r>
-        <w:br/>
-      </w:r>
-      <w:r>
-        <w:rPr>
-          <w:rStyle w:val="NormalTok"/>
-        </w:rPr>
-        <w:t xml:space="preserve">    </w:t>
-      </w:r>
-      <w:r>
-        <w:rPr>
-          <w:rStyle w:val="KeywordTok"/>
-        </w:rPr>
-        <w:t xml:space="preserve">subgraph</w:t>
-      </w:r>
-      <w:r>
-        <w:rPr>
-          <w:rStyle w:val="NormalTok"/>
-        </w:rPr>
-        <w:t xml:space="preserve"> </w:t>
-      </w:r>
-      <w:r>
-        <w:rPr>
-          <w:rStyle w:val="DataTypeTok"/>
-        </w:rPr>
-        <w:t xml:space="preserve">Supply</w:t>
-      </w:r>
-      <w:r>
-        <w:rPr>
-          <w:rStyle w:val="NormalTok"/>
-        </w:rPr>
-        <w:t xml:space="preserve"> [</w:t>
-      </w:r>
-      <w:r>
-        <w:rPr>
-          <w:rStyle w:val="VerbatimStringTok"/>
-        </w:rPr>
-        <w:t xml:space="preserve">FCC Reverse Proxy Layer - Port 8765</w:t>
-      </w:r>
-      <w:r>
-        <w:rPr>
-          <w:rStyle w:val="NormalTok"/>
-        </w:rPr>
-        <w:t xml:space="preserve">]</w:t>
-      </w:r>
-      <w:r>
-        <w:br/>
-      </w:r>
-      <w:r>
-        <w:rPr>
-          <w:rStyle w:val="NormalTok"/>
-        </w:rPr>
-        <w:t xml:space="preserve">        </w:t>
-      </w:r>
-      <w:r>
-        <w:rPr>
-          <w:rStyle w:val="DataTypeTok"/>
-        </w:rPr>
         <w:t xml:space="preserve">PROXY</w:t>
-      </w:r>
-      <w:r>
-        <w:rPr>
-          <w:rStyle w:val="NormalTok"/>
-        </w:rPr>
-        <w:t xml:space="preserve">[</w:t>
-      </w:r>
-      <w:r>
-        <w:rPr>
-          <w:rStyle w:val="VerbatimStringTok"/>
-        </w:rPr>
-        <w:t xml:space="preserve">Local Loopback Supply Adapter</w:t>
-      </w:r>
-      <w:r>
-        <w:rPr>
-          <w:rStyle w:val="NormalTok"/>
-        </w:rPr>
-        <w:t xml:space="preserve">]</w:t>
-      </w:r>
-      <w:r>
-        <w:br/>
-      </w:r>
-      <w:r>
-        <w:rPr>
-          <w:rStyle w:val="NormalTok"/>
-        </w:rPr>
-        <w:t xml:space="preserve">        </w:t>
-      </w:r>
-      <w:r>
-        <w:rPr>
-          <w:rStyle w:val="DataTypeTok"/>
-        </w:rPr>
-        <w:t xml:space="preserve">POOL</w:t>
-      </w:r>
-      <w:r>
-        <w:rPr>
-          <w:rStyle w:val="NormalTok"/>
-        </w:rPr>
-        <w:t xml:space="preserve">[</w:t>
-      </w:r>
-      <w:r>
-        <w:rPr>
-          <w:rStyle w:val="VerbatimStringTok"/>
-        </w:rPr>
-        <w:t xml:space="preserve">1.3B+ High-Throughput Free Token Pool</w:t>
-      </w:r>
-      <w:r>
-        <w:rPr>
-          <w:rStyle w:val="NormalTok"/>
-        </w:rPr>
-        <w:t xml:space="preserve">]</w:t>
-      </w:r>
-      <w:r>
-        <w:br/>
-      </w:r>
-      <w:r>
-        <w:rPr>
-          <w:rStyle w:val="NormalTok"/>
-        </w:rPr>
-        <w:t xml:space="preserve">    </w:t>
-      </w:r>
-      <w:r>
-        <w:rPr>
-          <w:rStyle w:val="KeywordTok"/>
-        </w:rPr>
-        <w:t xml:space="preserve">end</w:t>
-      </w:r>
-      <w:r>
-        <w:br/>
-      </w:r>
-      <w:r>
-        <w:rPr>
-          <w:rStyle w:val="NormalTok"/>
-        </w:rPr>
-        <w:t xml:space="preserve">    </w:t>
-      </w:r>
-      <w:r>
-        <w:rPr>
-          <w:rStyle w:val="DataTypeTok"/>
-        </w:rPr>
-        <w:t xml:space="preserve">IDE</w:t>
-      </w:r>
-      <w:r>
-        <w:rPr>
-          <w:rStyle w:val="NormalTok"/>
-        </w:rPr>
-        <w:t xml:space="preserve"> </w:t>
-      </w:r>
-      <w:r>
-        <w:rPr>
-          <w:rStyle w:val="PreprocessorTok"/>
-        </w:rPr>
-        <w:t xml:space="preserve">--&gt;</w:t>
-      </w:r>
-      <w:r>
-        <w:rPr>
-          <w:rStyle w:val="NormalTok"/>
-        </w:rPr>
-        <w:t xml:space="preserve"> </w:t>
-      </w:r>
-      <w:r>
-        <w:rPr>
-          <w:rStyle w:val="DataTypeTok"/>
-        </w:rPr>
-        <w:t xml:space="preserve">ROUTER</w:t>
-      </w:r>
-      <w:r>
-        <w:br/>
-      </w:r>
-      <w:r>
-        <w:rPr>
-          <w:rStyle w:val="NormalTok"/>
-        </w:rPr>
-        <w:t xml:space="preserve">    </w:t>
-      </w:r>
-      <w:r>
-        <w:rPr>
-          <w:rStyle w:val="DataTypeTok"/>
-        </w:rPr>
-        <w:t xml:space="preserve">ROUTER</w:t>
-      </w:r>
-      <w:r>
-        <w:rPr>
-          <w:rStyle w:val="NormalTok"/>
-        </w:rPr>
-        <w:t xml:space="preserve"> </w:t>
-      </w:r>
-      <w:r>
-        <w:rPr>
-          <w:rStyle w:val="PreprocessorTok"/>
-        </w:rPr>
-        <w:t xml:space="preserve">--&gt;</w:t>
-      </w:r>
-      <w:r>
-        <w:rPr>
-          <w:rStyle w:val="NormalTok"/>
-        </w:rPr>
-        <w:t xml:space="preserve"> </w:t>
-      </w:r>
-      <w:r>
-        <w:rPr>
-          <w:rStyle w:val="DataTypeTok"/>
-        </w:rPr>
-        <w:t xml:space="preserve">H1</w:t>
-      </w:r>
-      <w:r>
-        <w:rPr>
-          <w:rStyle w:val="NormalTok"/>
-        </w:rPr>
-        <w:t xml:space="preserve"> </w:t>
-      </w:r>
-      <w:r>
-        <w:rPr>
-          <w:rStyle w:val="KeywordTok"/>
-        </w:rPr>
-        <w:t xml:space="preserve">&amp; </w:t>
-      </w:r>
-      <w:r>
-        <w:rPr>
-          <w:rStyle w:val="DataTypeTok"/>
-        </w:rPr>
-        <w:t xml:space="preserve">H2</w:t>
-      </w:r>
-      <w:r>
-        <w:rPr>
-          <w:rStyle w:val="NormalTok"/>
-        </w:rPr>
-        <w:t xml:space="preserve"> </w:t>
-      </w:r>
-      <w:r>
-        <w:rPr>
-          <w:rStyle w:val="KeywordTok"/>
-        </w:rPr>
-        <w:t xml:space="preserve">&amp; </w:t>
-      </w:r>
-      <w:r>
-        <w:rPr>
-          <w:rStyle w:val="DataTypeTok"/>
-        </w:rPr>
-        <w:t xml:space="preserve">H3</w:t>
-      </w:r>
-      <w:r>
-        <w:rPr>
-          <w:rStyle w:val="NormalTok"/>
-        </w:rPr>
-        <w:t xml:space="preserve"> </w:t>
-      </w:r>
-      <w:r>
-        <w:rPr>
-          <w:rStyle w:val="KeywordTok"/>
-        </w:rPr>
-        <w:t xml:space="preserve">&amp; </w:t>
-      </w:r>
-      <w:r>
-        <w:rPr>
-          <w:rStyle w:val="DataTypeTok"/>
-        </w:rPr>
-        <w:t xml:space="preserve">H4</w:t>
-      </w:r>
-      <w:r>
-        <w:rPr>
-          <w:rStyle w:val="NormalTok"/>
-        </w:rPr>
-        <w:t xml:space="preserve"> </w:t>
-      </w:r>
-      <w:r>
-        <w:rPr>
-          <w:rStyle w:val="KeywordTok"/>
-        </w:rPr>
-        <w:t xml:space="preserve">&amp; </w:t>
-      </w:r>
-      <w:r>
-        <w:rPr>
-          <w:rStyle w:val="DataTypeTok"/>
-        </w:rPr>
-        <w:t xml:space="preserve">H5</w:t>
-      </w:r>
-      <w:r>
-        <w:rPr>
-          <w:rStyle w:val="NormalTok"/>
-        </w:rPr>
-        <w:t xml:space="preserve"> </w:t>
-      </w:r>
-      <w:r>
-        <w:rPr>
-          <w:rStyle w:val="KeywordTok"/>
-        </w:rPr>
-        <w:t xml:space="preserve">&amp; </w:t>
-      </w:r>
-      <w:r>
-        <w:rPr>
-          <w:rStyle w:val="DataTypeTok"/>
-        </w:rPr>
-        <w:t xml:space="preserve">H6</w:t>
-      </w:r>
-      <w:r>
-        <w:br/>
-      </w:r>
-      <w:r>
-        <w:rPr>
-          <w:rStyle w:val="NormalTok"/>
-        </w:rPr>
-        <w:t xml:space="preserve">    </w:t>
-      </w:r>
-      <w:r>
-        <w:rPr>
-          <w:rStyle w:val="DataTypeTok"/>
-        </w:rPr>
-        <w:t xml:space="preserve">H1</w:t>
-      </w:r>
-      <w:r>
-        <w:rPr>
-          <w:rStyle w:val="NormalTok"/>
-        </w:rPr>
-        <w:t xml:space="preserve"> </w:t>
-      </w:r>
-      <w:r>
-        <w:rPr>
-          <w:rStyle w:val="KeywordTok"/>
-        </w:rPr>
-        <w:t xml:space="preserve">&amp; </w:t>
-      </w:r>
-      <w:r>
-        <w:rPr>
-          <w:rStyle w:val="DataTypeTok"/>
-        </w:rPr>
-        <w:t xml:space="preserve">H2</w:t>
-      </w:r>
-      <w:r>
-        <w:rPr>
-          <w:rStyle w:val="NormalTok"/>
-        </w:rPr>
-        <w:t xml:space="preserve"> </w:t>
-      </w:r>
-      <w:r>
-        <w:rPr>
-          <w:rStyle w:val="KeywordTok"/>
-        </w:rPr>
-        <w:t xml:space="preserve">&amp; </w:t>
-      </w:r>
-      <w:r>
-        <w:rPr>
-          <w:rStyle w:val="DataTypeTok"/>
-        </w:rPr>
-        <w:t xml:space="preserve">H3</w:t>
-      </w:r>
-      <w:r>
-        <w:rPr>
-          <w:rStyle w:val="NormalTok"/>
-        </w:rPr>
-        <w:t xml:space="preserve"> </w:t>
-      </w:r>
-      <w:r>
-        <w:rPr>
-          <w:rStyle w:val="KeywordTok"/>
-        </w:rPr>
-        <w:t xml:space="preserve">&amp; </w:t>
-      </w:r>
-      <w:r>
-        <w:rPr>
-          <w:rStyle w:val="DataTypeTok"/>
-        </w:rPr>
-        <w:t xml:space="preserve">H4</w:t>
-      </w:r>
-      <w:r>
-        <w:rPr>
-          <w:rStyle w:val="NormalTok"/>
-        </w:rPr>
-        <w:t xml:space="preserve"> </w:t>
-      </w:r>
-      <w:r>
-        <w:rPr>
-          <w:rStyle w:val="KeywordTok"/>
-        </w:rPr>
-        <w:t xml:space="preserve">&amp; </w:t>
-      </w:r>
-      <w:r>
-        <w:rPr>
-          <w:rStyle w:val="DataTypeTok"/>
-        </w:rPr>
-        <w:t xml:space="preserve">H5</w:t>
-      </w:r>
-      <w:r>
-        <w:rPr>
-          <w:rStyle w:val="NormalTok"/>
-        </w:rPr>
-        <w:t xml:space="preserve"> </w:t>
-      </w:r>
-      <w:r>
-        <w:rPr>
-          <w:rStyle w:val="KeywordTok"/>
-        </w:rPr>
-        <w:t xml:space="preserve">&amp; </w:t>
-      </w:r>
-      <w:r>
-        <w:rPr>
-          <w:rStyle w:val="DataTypeTok"/>
-        </w:rPr>
-        <w:t xml:space="preserve">H6</w:t>
-      </w:r>
-      <w:r>
-        <w:rPr>
-          <w:rStyle w:val="NormalTok"/>
-        </w:rPr>
-        <w:t xml:space="preserve"> </w:t>
-      </w:r>
-      <w:r>
-        <w:rPr>
-          <w:rStyle w:val="PreprocessorTok"/>
-        </w:rPr>
-        <w:t xml:space="preserve">--&gt;</w:t>
-      </w:r>
-      <w:r>
-        <w:rPr>
-          <w:rStyle w:val="NormalTok"/>
-        </w:rPr>
-        <w:t xml:space="preserve"> </w:t>
-      </w:r>
-      <w:r>
-        <w:rPr>
-          <w:rStyle w:val="DataTypeTok"/>
-        </w:rPr>
-        <w:t xml:space="preserve">PROXY</w:t>
-      </w:r>
-      <w:r>
-        <w:br/>
-      </w:r>
-      <w:r>
-        <w:rPr>
-          <w:rStyle w:val="NormalTok"/>
-        </w:rPr>
-        <w:t xml:space="preserve">    </w:t>
-      </w:r>
-      <w:r>
-        <w:rPr>
-          <w:rStyle w:val="DataTypeTok"/>
-        </w:rPr>
-        <w:t xml:space="preserve">PROXY</w:t>
-      </w:r>
-      <w:r>
-        <w:rPr>
-          <w:rStyle w:val="NormalTok"/>
-        </w:rPr>
-        <w:t xml:space="preserve"> </w:t>
-      </w:r>
-      <w:r>
-        <w:rPr>
-          <w:rStyle w:val="PreprocessorTok"/>
-        </w:rPr>
-        <w:t xml:space="preserve">--&gt;</w:t>
-      </w:r>
-      <w:r>
-        <w:rPr>
-          <w:rStyle w:val="NormalTok"/>
-        </w:rPr>
-        <w:t xml:space="preserve"> </w:t>
-      </w:r>
-      <w:r>
-        <w:rPr>
-          <w:rStyle w:val="DataTypeTok"/>
-        </w:rPr>
-        <w:t xml:space="preserve">POOL</w:t>
       </w:r>
     </w:p>
     <w:p>
@@ -2446,9 +1925,14 @@
       <w:r>
         <w:t xml:space="preserve"> </w:t>
       </w:r>
-      <w:r>
-        <w:t xml:space="preserve">https://github.com/Alishahryar1/free-claude-code.git</w:t>
-      </w:r>
+      <w:hyperlink r:id="rId29">
+        <w:r>
+          <w:rPr>
+            <w:rStyle w:val="Hyperlink"/>
+          </w:rPr>
+          <w:t xml:space="preserve">https://github.com/Alishahryar1/free-claude-code.git</w:t>
+        </w:r>
+      </w:hyperlink>
     </w:p>
     <w:p>
       <w:pPr>
@@ -2469,7 +1953,7 @@
         <w:t xml:space="preserve"> </w:t>
       </w:r>
       <w:r>
-        <w:t xml:space="preserve">We didn’t build a wrapper; we integrated the best open-source routing available.</w:t>
+        <w:t xml:space="preserve">We didn't build a wrapper; we integrated the best open-source routing available.</w:t>
       </w:r>
     </w:p>
     <w:p>
@@ -2495,7 +1979,7 @@
           <w:i/>
           <w:iCs/>
         </w:rPr>
-        <w:t xml:space="preserve">Free-model supply layer powered by free-claude-code (FCC) — AGPL-3.0 / MIT</w:t>
+        <w:t xml:space="preserve">Free-model supply layer powered by free-claude-code (FCC), AGPL-3.0 / MIT</w:t>
       </w:r>
       <w:r>
         <w:t xml:space="preserve">.</w:t>
@@ -2520,7 +2004,7 @@
         <w:t xml:space="preserve"> </w:t>
       </w:r>
       <w:r>
-        <w:t xml:space="preserve">Adapted FCC’s mock-free binary loopback into a sandboxed, ToS-compliant desktop supply engine.</w:t>
+        <w:t xml:space="preserve">Adapted FCC's mock-free binary loopback into a sandboxed, ToS-compliant desktop supply engine.</w:t>
       </w:r>
     </w:p>
     <w:p>
@@ -2534,21 +2018,21 @@
       <w:pPr>
         <w:pStyle w:val="Heading1"/>
       </w:pPr>
-      <w:bookmarkStart w:id="29" w:name="_ffdd91a3aa41d34242e9d1dfcd74c9346f723f0"/>
+      <w:bookmarkStart w:id="30" w:name="_aad1bba24222f54f62fb4230b298e35f493da90"/>
       <w:r>
         <w:t xml:space="preserve">Business Model &amp; Superior Unit Economics</w:t>
       </w:r>
-      <w:bookmarkEnd w:id="29"/>
+      <w:bookmarkEnd w:id="30"/>
     </w:p>
     <w:p>
       <w:pPr>
         <w:pStyle w:val="Heading3"/>
       </w:pPr>
-      <w:bookmarkStart w:id="30" w:name="_36b2ea6e37dd1647be63edd78326f02a38a1e68"/>
+      <w:bookmarkStart w:id="31" w:name="_36b2ea6e37dd1647be63edd78326f02a38a1e68"/>
       <w:r>
         <w:t xml:space="preserve">Zero Token COGS Subsidy Yields 90%+ Software Gross Margins</w:t>
       </w:r>
-      <w:bookmarkEnd w:id="30"/>
+      <w:bookmarkEnd w:id="31"/>
     </w:p>
     <w:p>
       <w:pPr>
@@ -2635,7 +2119,7 @@
         <w:t xml:space="preserve"> </w:t>
       </w:r>
       <w:r>
-        <w:t xml:space="preserve">0% token COGS subsidy—users bring their own keys or leverage open-source free pools, yielding 90%+ SaaS gross margins.</w:t>
+        <w:t xml:space="preserve">0% token COGS subsidy, users bring their own keys or leverage open-source free pools, yielding 90%+ SaaS gross margins.</w:t>
       </w:r>
     </w:p>
     <w:p>
@@ -2649,21 +2133,21 @@
       <w:pPr>
         <w:pStyle w:val="Heading1"/>
       </w:pPr>
-      <w:bookmarkStart w:id="31" w:name="_ab5217672d08bed48b0d70708ff05b209a2663a"/>
+      <w:bookmarkStart w:id="32" w:name="_ab5217672d08bed48b0d70708ff05b209a2663a"/>
       <w:r>
         <w:t xml:space="preserve">Go-To-Market Strategy: The Sovereign Flywheel</w:t>
       </w:r>
-      <w:bookmarkEnd w:id="31"/>
+      <w:bookmarkEnd w:id="32"/>
     </w:p>
     <w:p>
       <w:pPr>
         <w:pStyle w:val="Heading3"/>
       </w:pPr>
-      <w:bookmarkStart w:id="32" w:name="_71b566655106666f3103e29483847e4f0ad963d"/>
+      <w:bookmarkStart w:id="33" w:name="_71b566655106666f3103e29483847e4f0ad963d"/>
       <w:r>
         <w:t xml:space="preserve">Product-Led Growth Transitioning into High-ACV Enterprise Land-and-Expand</w:t>
       </w:r>
-      <w:bookmarkEnd w:id="32"/>
+      <w:bookmarkEnd w:id="33"/>
     </w:p>
     <w:p>
       <w:pPr>
@@ -2700,35 +2184,7 @@
           <w:b/>
           <w:bCs/>
         </w:rPr>
-        <w:t xml:space="preserve">The</w:t>
-      </w:r>
-      <w:r>
-        <w:rPr>
-          <w:b/>
-          <w:bCs/>
-        </w:rPr>
-        <w:t xml:space="preserve"> </w:t>
-      </w:r>
-      <w:r>
-        <w:rPr>
-          <w:b/>
-          <w:bCs/>
-        </w:rPr>
-        <w:t xml:space="preserve">‘Only Approved AI’</w:t>
-      </w:r>
-      <w:r>
-        <w:rPr>
-          <w:b/>
-          <w:bCs/>
-        </w:rPr>
-        <w:t xml:space="preserve"> </w:t>
-      </w:r>
-      <w:r>
-        <w:rPr>
-          <w:b/>
-          <w:bCs/>
-        </w:rPr>
-        <w:t xml:space="preserve">Wedge:</w:t>
+        <w:t xml:space="preserve">The 'Only Approved AI' Wedge:</w:t>
       </w:r>
       <w:r>
         <w:t xml:space="preserve"> </w:t>
@@ -2792,21 +2248,21 @@
       <w:pPr>
         <w:pStyle w:val="Heading1"/>
       </w:pPr>
-      <w:bookmarkStart w:id="33" w:name="_18affd79b7ade78e6ff888a4462dd4728c7110f"/>
+      <w:bookmarkStart w:id="34" w:name="_b612c896e390e3889c48c7fb8a1ebcc7534bd67"/>
       <w:r>
         <w:t xml:space="preserve">The Team: Systems Architects &amp; Security Engineers</w:t>
       </w:r>
-      <w:bookmarkEnd w:id="33"/>
+      <w:bookmarkEnd w:id="34"/>
     </w:p>
     <w:p>
       <w:pPr>
         <w:pStyle w:val="Heading3"/>
       </w:pPr>
-      <w:bookmarkStart w:id="34" w:name="_f7fd5149fc7d0bd1a0aa951dba2a334e5424945"/>
+      <w:bookmarkStart w:id="35" w:name="_f7fd5149fc7d0bd1a0aa951dba2a334e5424945"/>
       <w:r>
         <w:t xml:space="preserve">Deep Systems Pedigree in Electron Isolation and Compilers</w:t>
       </w:r>
-      <w:bookmarkEnd w:id="34"/>
+      <w:bookmarkEnd w:id="35"/>
     </w:p>
     <w:p>
       <w:pPr>
@@ -2907,21 +2363,21 @@
       <w:pPr>
         <w:pStyle w:val="Heading1"/>
       </w:pPr>
-      <w:bookmarkStart w:id="35" w:name="_96d073c4b1d4bae6ac41c45ad1c077d586a20f6"/>
+      <w:bookmarkStart w:id="36" w:name="_eb29077ef935cc3c0c542e4880b4609dc7afcc4"/>
       <w:r>
         <w:t xml:space="preserve">The Ask: $3.5M Seed Round</w:t>
       </w:r>
-      <w:bookmarkEnd w:id="35"/>
+      <w:bookmarkEnd w:id="36"/>
     </w:p>
     <w:p>
       <w:pPr>
         <w:pStyle w:val="Heading3"/>
       </w:pPr>
-      <w:bookmarkStart w:id="36" w:name="_cd0910d9ae101bbb36df4a5426152cee6015828"/>
+      <w:bookmarkStart w:id="37" w:name="_cd0910d9ae101bbb36df4a5426152cee6015828"/>
       <w:r>
         <w:t xml:space="preserve">Scaling Enterprise Engagements and Accelerating Sovereign R&amp;D</w:t>
       </w:r>
-      <w:bookmarkEnd w:id="36"/>
+      <w:bookmarkEnd w:id="37"/>
     </w:p>
     <w:p>
       <w:pPr>
